--- a/docs/entregables/SEM01/requerimientos_software.docx
+++ b/docs/entregables/SEM01/requerimientos_software.docx
@@ -3082,15 +3082,7 @@
           <w:lang w:eastAsia="es-VE"/>
         </w:rPr>
       </w:pPr>
-      <w:r/>
-      <w:r>
-        <w:rPr>
-          <w:rFonts w:ascii="Arial" w:hAnsi="Arial"/>
-          <w:b w:val="0"/>
-          <w:i w:val="0"/>
-          <w:color w:val="000000"/>
-          <w:sz w:val="20"/>
-        </w:rPr>
+      <w:r>
         <w:t>El sistema operará bajo la siguiente infraestructura real de la empresa:</w:t>
         <w:br/>
         <w:t>• Terminales Cliente: 6 computadoras (PCs 1 a 6) con procesadores Intel Core i5 12400F, Core i5 10400T, Core i7 6700, AMD Ryzen 5 3400G; memoria RAM entre 8 GB y 32 GB; almacenamiento SSD NVMe y HDD.</w:t>
@@ -3103,7 +3095,7 @@
         <w:br/>
         <w:t>• Conectividad: Enlace de fibra óptica dedicada de 200 Mbps en red local LAN/Wi-Fi en Jr. Simón Bolívar 945 Int. 1.</w:t>
         <w:br/>
-        <w:t>• Servidor y Datos: Contenedores Docker en Google Cloud Run y PostgreSQL 15 en Supabase.</w:t>
+        <w:t>• Servidor y Datos: Contenedores Docker en desarrollo local (alojamiento en servidor VPS particular propio en semana 11) y PostgreSQL 17 nativo en Docker.</w:t>
       </w:r>
     </w:p>
     <w:p>
@@ -3938,16 +3930,8 @@
           <w:lang w:val="es-VE"/>
         </w:rPr>
       </w:pPr>
-      <w:r/>
-      <w:r>
-        <w:rPr>
-          <w:rFonts w:ascii="Arial" w:hAnsi="Arial"/>
-          <w:b w:val="0"/>
-          <w:i w:val="0"/>
-          <w:color w:val="000000"/>
-          <w:sz w:val="20"/>
-        </w:rPr>
-        <w:t>Interfaces de Software: Backend FastAPI (Python 3.11), PostgreSQL 15 en Supabase, módulo generador de archivos .xlsx compatibles con Microsoft Excel 2021 LTSC y librerías Scikit-learn/Prophet.</w:t>
+      <w:r>
+        <w:t>Interfaces de Software: Backend FastAPI (Python 3.11), PostgreSQL 17 nativo en contenedor Docker, módulo generador de archivos .xlsx compatibles con Microsoft Excel 2021 LTSC y librerías Scikit-learn/Prophet.</w:t>
       </w:r>
     </w:p>
     <w:p>

--- a/docs/entregables/SEM01/requerimientos_software.docx
+++ b/docs/entregables/SEM01/requerimientos_software.docx
@@ -1326,7 +1326,12 @@
               <w:spacing w:before="40" w:after="40" w:line="276" w:lineRule="auto"/>
               <w:jc w:val="center"/>
             </w:pPr>
-            <w:r/>
+            <w:r>
+              <w:rPr>
+                <w:rFonts w:ascii="Arial" w:hAnsi="Arial"/>
+                <w:sz w:val="17"/>
+              </w:rPr>
+            </w:r>
             <w:r>
               <w:rPr>
                 <w:rFonts w:ascii="Arial" w:hAnsi="Arial"/>
@@ -1354,7 +1359,12 @@
               <w:spacing w:before="40" w:after="40" w:line="276" w:lineRule="auto"/>
               <w:jc w:val="center"/>
             </w:pPr>
-            <w:r/>
+            <w:r>
+              <w:rPr>
+                <w:rFonts w:ascii="Arial" w:hAnsi="Arial"/>
+                <w:sz w:val="17"/>
+              </w:rPr>
+            </w:r>
             <w:r>
               <w:rPr>
                 <w:rFonts w:ascii="Arial" w:hAnsi="Arial"/>
@@ -1382,7 +1392,12 @@
               <w:spacing w:before="40" w:after="40" w:line="276" w:lineRule="auto"/>
               <w:jc w:val="center"/>
             </w:pPr>
-            <w:r/>
+            <w:r>
+              <w:rPr>
+                <w:rFonts w:ascii="Arial" w:hAnsi="Arial"/>
+                <w:sz w:val="17"/>
+              </w:rPr>
+            </w:r>
             <w:r>
               <w:rPr>
                 <w:rFonts w:ascii="Arial" w:hAnsi="Arial"/>
@@ -1410,7 +1425,12 @@
               <w:spacing w:before="40" w:after="40" w:line="276" w:lineRule="auto"/>
               <w:jc w:val="center"/>
             </w:pPr>
-            <w:r/>
+            <w:r>
+              <w:rPr>
+                <w:rFonts w:ascii="Arial" w:hAnsi="Arial"/>
+                <w:sz w:val="17"/>
+              </w:rPr>
+            </w:r>
             <w:r>
               <w:rPr>
                 <w:rFonts w:ascii="Arial" w:hAnsi="Arial"/>
@@ -1438,7 +1458,12 @@
               <w:spacing w:before="40" w:after="40" w:line="276" w:lineRule="auto"/>
               <w:jc w:val="center"/>
             </w:pPr>
-            <w:r/>
+            <w:r>
+              <w:rPr>
+                <w:rFonts w:ascii="Arial" w:hAnsi="Arial"/>
+                <w:sz w:val="17"/>
+              </w:rPr>
+            </w:r>
             <w:r>
               <w:rPr>
                 <w:rFonts w:ascii="Arial" w:hAnsi="Arial"/>
@@ -1464,16 +1489,9 @@
             </w:tcMar>
           </w:tcPr>
           <w:p>
-            <w:pPr>
-              <w:spacing w:before="40" w:after="40" w:line="276" w:lineRule="auto"/>
-              <w:jc w:val="left"/>
-            </w:pPr>
-            <w:r/>
             <w:r>
               <w:rPr>
                 <w:rFonts w:ascii="Arial" w:hAnsi="Arial"/>
-                <w:b w:val="0"/>
-                <w:color w:val="000000"/>
                 <w:sz w:val="17"/>
               </w:rPr>
               <w:t>28/08/2026</w:t>
@@ -1492,16 +1510,9 @@
             </w:tcMar>
           </w:tcPr>
           <w:p>
-            <w:pPr>
-              <w:spacing w:before="40" w:after="40" w:line="276" w:lineRule="auto"/>
-              <w:jc w:val="left"/>
-            </w:pPr>
-            <w:r/>
             <w:r>
               <w:rPr>
                 <w:rFonts w:ascii="Arial" w:hAnsi="Arial"/>
-                <w:b w:val="0"/>
-                <w:color w:val="000000"/>
                 <w:sz w:val="17"/>
               </w:rPr>
               <w:t>1.0</w:t>
@@ -1520,19 +1531,16 @@
             </w:tcMar>
           </w:tcPr>
           <w:p>
-            <w:pPr>
-              <w:spacing w:before="40" w:after="40" w:line="276" w:lineRule="auto"/>
-              <w:jc w:val="left"/>
-            </w:pPr>
-            <w:r/>
             <w:r>
               <w:rPr>
                 <w:rFonts w:ascii="Arial" w:hAnsi="Arial"/>
-                <w:b w:val="0"/>
-                <w:color w:val="000000"/>
                 <w:sz w:val="17"/>
               </w:rPr>
-              <w:t>Equipo Capstone — Grupo 2</w:t>
+              <w:t>Gerardo Plasencia (Líder / DevOps)</w:t>
+              <w:br/>
+              <w:t>Estibb Anhuaman (Frontend)</w:t>
+              <w:br/>
+              <w:t>Diego Rodríguez (Backend / IA)</w:t>
             </w:r>
           </w:p>
         </w:tc>
@@ -1548,19 +1556,12 @@
             </w:tcMar>
           </w:tcPr>
           <w:p>
-            <w:pPr>
-              <w:spacing w:before="40" w:after="40" w:line="276" w:lineRule="auto"/>
-              <w:jc w:val="left"/>
-            </w:pPr>
-            <w:r/>
             <w:r>
               <w:rPr>
                 <w:rFonts w:ascii="Arial" w:hAnsi="Arial"/>
-                <w:b w:val="0"/>
-                <w:color w:val="000000"/>
                 <w:sz w:val="17"/>
               </w:rPr>
-              <w:t>UPN / Impresos Trujillo</w:t>
+              <w:t>UPN / Capstone</w:t>
             </w:r>
           </w:p>
         </w:tc>
@@ -1576,19 +1577,158 @@
             </w:tcMar>
           </w:tcPr>
           <w:p>
-            <w:pPr>
-              <w:spacing w:before="40" w:after="40" w:line="276" w:lineRule="auto"/>
-              <w:jc w:val="left"/>
-            </w:pPr>
-            <w:r/>
             <w:r>
               <w:rPr>
                 <w:rFonts w:ascii="Arial" w:hAnsi="Arial"/>
-                <w:b w:val="0"/>
-                <w:color w:val="000000"/>
                 <w:sz w:val="17"/>
               </w:rPr>
-              <w:t>Elaboración inicial completa de requerimientos de software alineada a los procesos reales de negocio y observaciones docentes.</w:t>
+              <w:t>Elaboración inicial completa de requerimientos funcionales y no funcionales.</w:t>
+            </w:r>
+          </w:p>
+        </w:tc>
+      </w:tr>
+      <w:tr>
+        <w:tc>
+          <w:tcPr>
+            <w:tcW w:type="dxa" w:w="1067"/>
+          </w:tcPr>
+          <w:p>
+            <w:r>
+              <w:rPr>
+                <w:rFonts w:ascii="Arial" w:hAnsi="Arial"/>
+                <w:sz w:val="17"/>
+              </w:rPr>
+              <w:t>11/09/2026</w:t>
+            </w:r>
+          </w:p>
+        </w:tc>
+        <w:tc>
+          <w:tcPr>
+            <w:tcW w:type="dxa" w:w="1168"/>
+          </w:tcPr>
+          <w:p>
+            <w:r>
+              <w:rPr>
+                <w:rFonts w:ascii="Arial" w:hAnsi="Arial"/>
+                <w:sz w:val="17"/>
+              </w:rPr>
+              <w:t>1.1</w:t>
+            </w:r>
+          </w:p>
+        </w:tc>
+        <w:tc>
+          <w:tcPr>
+            <w:tcW w:type="dxa" w:w="1775"/>
+          </w:tcPr>
+          <w:p>
+            <w:r>
+              <w:rPr>
+                <w:rFonts w:ascii="Arial" w:hAnsi="Arial"/>
+                <w:sz w:val="17"/>
+              </w:rPr>
+              <w:t>Marcell Vásquez (Product Owner)</w:t>
+              <w:br/>
+              <w:t>Angel Rodríguez (Jefe de Taller)</w:t>
+            </w:r>
+          </w:p>
+        </w:tc>
+        <w:tc>
+          <w:tcPr>
+            <w:tcW w:type="dxa" w:w="1820"/>
+          </w:tcPr>
+          <w:p>
+            <w:r>
+              <w:rPr>
+                <w:rFonts w:ascii="Arial" w:hAnsi="Arial"/>
+                <w:sz w:val="17"/>
+              </w:rPr>
+              <w:t>Impresos Trujillo E.I.R.L.</w:t>
+            </w:r>
+          </w:p>
+        </w:tc>
+        <w:tc>
+          <w:tcPr>
+            <w:tcW w:type="dxa" w:w="2890"/>
+          </w:tcPr>
+          <w:p>
+            <w:r>
+              <w:rPr>
+                <w:rFonts w:ascii="Arial" w:hAnsi="Arial"/>
+                <w:sz w:val="17"/>
+              </w:rPr>
+              <w:t>Validación en planta de requisitos de cálculo de mermas y candado digital de entrega.</w:t>
+            </w:r>
+          </w:p>
+        </w:tc>
+      </w:tr>
+      <w:tr>
+        <w:tc>
+          <w:tcPr>
+            <w:tcW w:type="dxa" w:w="1067"/>
+          </w:tcPr>
+          <w:p>
+            <w:r>
+              <w:rPr>
+                <w:rFonts w:ascii="Arial" w:hAnsi="Arial"/>
+                <w:sz w:val="17"/>
+              </w:rPr>
+              <w:t>02/10/2026</w:t>
+            </w:r>
+          </w:p>
+        </w:tc>
+        <w:tc>
+          <w:tcPr>
+            <w:tcW w:type="dxa" w:w="1168"/>
+          </w:tcPr>
+          <w:p>
+            <w:r>
+              <w:rPr>
+                <w:rFonts w:ascii="Arial" w:hAnsi="Arial"/>
+                <w:sz w:val="17"/>
+              </w:rPr>
+              <w:t>2.0</w:t>
+            </w:r>
+          </w:p>
+        </w:tc>
+        <w:tc>
+          <w:tcPr>
+            <w:tcW w:type="dxa" w:w="1775"/>
+          </w:tcPr>
+          <w:p>
+            <w:r>
+              <w:rPr>
+                <w:rFonts w:ascii="Arial" w:hAnsi="Arial"/>
+                <w:sz w:val="17"/>
+              </w:rPr>
+              <w:t>Ing. José Alberto Gómez Ávila</w:t>
+            </w:r>
+          </w:p>
+        </w:tc>
+        <w:tc>
+          <w:tcPr>
+            <w:tcW w:type="dxa" w:w="1820"/>
+          </w:tcPr>
+          <w:p>
+            <w:r>
+              <w:rPr>
+                <w:rFonts w:ascii="Arial" w:hAnsi="Arial"/>
+                <w:sz w:val="17"/>
+              </w:rPr>
+              <w:t>UPN Cátedra Capstone</w:t>
+            </w:r>
+          </w:p>
+        </w:tc>
+        <w:tc>
+          <w:tcPr>
+            <w:tcW w:type="dxa" w:w="2890"/>
+          </w:tcPr>
+          <w:p>
+            <w:r>
+              <w:rPr>
+                <w:rFonts w:ascii="Arial" w:hAnsi="Arial"/>
+                <w:sz w:val="17"/>
+              </w:rPr>
+              <w:t>Revisión y levantamiento de observaciones: especificación de roles de stakeholders y consistencia metodológica.</w:t>
             </w:r>
           </w:p>
         </w:tc>
@@ -2880,16 +3020,8 @@
           <w:lang w:eastAsia="es-VE"/>
         </w:rPr>
       </w:pPr>
-      <w:r/>
-      <w:r>
-        <w:rPr>
-          <w:rFonts w:ascii="Arial" w:hAnsi="Arial"/>
-          <w:b w:val="0"/>
-          <w:i w:val="0"/>
-          <w:color w:val="000000"/>
-          <w:sz w:val="20"/>
-        </w:rPr>
-        <w:t>El sistema es una solución web multiplataforma accesible mediante navegadores web modernos desde las 6 terminales de oficina y taller. Objetivo general: Implementar un sistema web transaccional con módulos de inteligencia de negocios e inteligencia artificial para la optimización de los procesos operativos y financieros en la empresa Impresos Trujillo E.I.R.L. Objetivos específicos: 1. OE1: Reducir el tiempo promedio de registro, procesamiento y consulta de órdenes de trabajo y proformas de 18 a 5 minutos mediante la digitalización del talonario comercial y centralización de registros operativos. 2. OE2: Disminuir en un 40% las discrepancias de inventario y mermas de insumos mediante la reserva automática de stock por orden y la definición conjunta con la empresa de reglas de consumo de insumos. 3. OE3: Eliminar al 100% las pérdidas financieras generadas por entregas de trabajos con saldos pendientes mediante la validación automática de cobro completo en el pipeline operativo. 4. OE4: Incrementar al 90% la exactitud de los arqueos y liquidaciones diarias de caja mediante la segregación operativa por unidad de negocio (Imprenta y Gigantografías) y el desglose de medios de pago (efectivo, Yape y transferencias). 5. OE5: Proporcionar visibilidad analítica y predictiva de la demanda operativa con una precisión mínima del 70% para anticipar los requerimientos de reabastecimiento de insumos críticos. Beneficios: control de inventario en tiempo real, visibilidad de las etapas de cada trabajo, cobranza confiable con candado de entrega, trazabilidad de responsabilidades y reportes para la toma de decisiones.</w:t>
+      <w:r>
+        <w:t>El sistema es una solución web multiplataforma accesible mediante navegadores web modernos desde las 6 terminales de oficina y taller. Objetivo general: Implementar un sistema web transaccional con módulos de inteligencia de negocios e inteligencia artificial para la optimización de los procesos operativos en la empresa Impresos Trujillo E.I.R.L. Objetivos específicos: 1. OE1: Reducir el tiempo promedio de registro, procesamiento y consulta de órdenes de trabajo y proformas de 18 a 5 minutos mediante la digitalización del talonario comercial y centralización de registros operativos. 2. OE2: Disminuir en un 40% las discrepancias de inventario y mermas de insumos mediante la reserva automática de stock por orden y la definición conjunta con la empresa de reglas de consumo de insumos. 3. OE3: Eliminar al 100% las pérdidas financieras generadas por entregas de trabajos con saldos pendientes mediante la validación automática de cobro completo en el pipeline operativo. 4. OE4: Incrementar al 90% la exactitud de los arqueos y liquidaciones diarias de caja mediante la segregación operativa por unidad de negocio (Imprenta y Gigantografías) y el desglose de medios de pago (efectivo, Yape y transferencias). 5. OE5: Proporcionar visibilidad analítica y predictiva de la demanda operativa con una precisión mínima del 70% para anticipar los requerimientos de reabastecimiento de insumos críticos. Beneficios: control de inventario en tiempo real, visibilidad de las etapas de cada trabajo, cobranza confiable con candado de entrega, trazabilidad de responsabilidades y reportes para la toma de decisiones.</w:t>
       </w:r>
     </w:p>
     <w:p>
@@ -3095,7 +3227,7 @@
         <w:br/>
         <w:t>• Conectividad: Enlace de fibra óptica dedicada de 200 Mbps en red local LAN/Wi-Fi en Jr. Simón Bolívar 945 Int. 1.</w:t>
         <w:br/>
-        <w:t>• Servidor y Datos: Contenedores Docker en desarrollo local (alojamiento en servidor VPS particular propio en semana 11) y PostgreSQL 17 nativo en Docker.</w:t>
+        <w:t>• Servidor y Datos: Contenedores Docker en desarrollo local y despliegue automatizado en servidor VPS particular propio (https://imprenta.darknezz.dev) con PostgreSQL 17 nativo en Docker y CI/CD en GitHub Actions.</w:t>
       </w:r>
     </w:p>
     <w:p>
